--- a/deliverables/松弛状态图编码与学习式Diving_方案设计_v3.docx
+++ b/deliverables/松弛状态图编码与学习式Diving_方案设计_v3.docx
@@ -113,7 +113,7 @@
           <w:sz w:val="21"/>
           <w:szCs w:val="21"/>
         </w:rPr>
-        <w:t xml:space="preserve">本次新做的不学习基线表明：词典序凸松弛加逐步固定（QP diving）在同分布 180 场景上 S = 0.9807、J = 0.2667，相对 SCIP 认证最优的 S Gap 为 0.185%，J Gap 为 1.16%，两项都优于现有 RL 报告值（S = 0.9757、J = 0.2923，非配对）。这是论文当前最大的风险：审稿人只需问"为什么不直接 diving"。</w:t>
+        <w:t xml:space="preserve">本次新做的不学习基线表明：词典序凸松弛加逐步固定（QP diving）在同分布 180 场景上 S = 0.9807、J = 0.2667，相对 SCIP 认证最优的 S Gap 为 0.185%，J Gap 为 1.16%，两项都优于现有 RL 报告值（S = 0.9757、J = 0.2923，非配对）。因此论文必须把 QP diving 作为正式基线，并说明学习方法在何处超过它。</w:t>
       </w:r>
     </w:p>
     <w:p>
@@ -4491,7 +4491,7 @@
           <w:sz w:val="28"/>
           <w:szCs w:val="28"/>
         </w:rPr>
-        <w:t xml:space="preserve">八、风险</w:t>
+        <w:t xml:space="preserve">八、研究边界</w:t>
       </w:r>
     </w:p>
     <w:p>
@@ -4509,7 +4509,7 @@
           <w:sz w:val="21"/>
           <w:szCs w:val="21"/>
         </w:rPr>
-        <w:t xml:space="preserve">QP diving 本身可以通过热启动和增量求解加速，审稿人可能质疑速度对比的公平性。要报告优化后的 diving 时间。</w:t>
+        <w:t xml:space="preserve">QP diving 本身可以通过热启动和增量求解加速，速度对比必须使用优化后的 diving 时间，否则结论不公平。</w:t>
       </w:r>
     </w:p>
     <w:p>
@@ -4764,7 +4764,7 @@
                 <w:sz w:val="21"/>
                 <w:szCs w:val="21"/>
               </w:rPr>
-              <w:t xml:space="preserve">本文档，与导师确认方向</w:t>
+              <w:t xml:space="preserve">本文档，确认研究方向</w:t>
             </w:r>
           </w:p>
         </w:tc>

--- a/deliverables/松弛状态图编码与学习式Diving_方案设计_v3.docx
+++ b/deliverables/松弛状态图编码与学习式Diving_方案设计_v3.docx
@@ -12,6 +12,7 @@
           <w:rFonts w:ascii="Times New Roman" w:cs="Times New Roman" w:eastAsia="SimSun" w:hAnsi="Times New Roman"/>
           <w:b/>
           <w:bCs/>
+          <w:color w:val="000000"/>
           <w:sz w:val="32"/>
           <w:szCs w:val="32"/>
         </w:rPr>
@@ -26,6 +27,7 @@
       <w:r>
         <w:rPr>
           <w:rFonts w:ascii="Times New Roman" w:cs="Times New Roman" w:eastAsia="SimSun" w:hAnsi="Times New Roman"/>
+          <w:color w:val="000000"/>
           <w:sz w:val="21"/>
           <w:szCs w:val="21"/>
         </w:rPr>
@@ -42,6 +44,7 @@
           <w:rFonts w:ascii="Times New Roman" w:cs="Times New Roman" w:eastAsia="SimSun" w:hAnsi="Times New Roman"/>
           <w:b/>
           <w:bCs/>
+          <w:color w:val="000000"/>
           <w:sz w:val="28"/>
           <w:szCs w:val="28"/>
         </w:rPr>
@@ -56,6 +59,7 @@
       <w:r>
         <w:rPr>
           <w:rFonts w:ascii="Times New Roman" w:cs="Times New Roman" w:eastAsia="SimSun" w:hAnsi="Times New Roman"/>
+          <w:color w:val="000000"/>
           <w:sz w:val="21"/>
           <w:szCs w:val="21"/>
         </w:rPr>
@@ -74,6 +78,7 @@
       <w:r>
         <w:rPr>
           <w:rFonts w:ascii="Times New Roman" w:cs="Times New Roman" w:eastAsia="SimSun" w:hAnsi="Times New Roman"/>
+          <w:color w:val="000000"/>
           <w:sz w:val="21"/>
           <w:szCs w:val="21"/>
         </w:rPr>
@@ -92,6 +97,7 @@
       <w:r>
         <w:rPr>
           <w:rFonts w:ascii="Times New Roman" w:cs="Times New Roman" w:eastAsia="SimSun" w:hAnsi="Times New Roman"/>
+          <w:color w:val="000000"/>
           <w:sz w:val="21"/>
           <w:szCs w:val="21"/>
         </w:rPr>
@@ -110,6 +116,7 @@
       <w:r>
         <w:rPr>
           <w:rFonts w:ascii="Times New Roman" w:cs="Times New Roman" w:eastAsia="SimSun" w:hAnsi="Times New Roman"/>
+          <w:color w:val="000000"/>
           <w:sz w:val="21"/>
           <w:szCs w:val="21"/>
         </w:rPr>
@@ -128,6 +135,7 @@
       <w:r>
         <w:rPr>
           <w:rFonts w:ascii="Times New Roman" w:cs="Times New Roman" w:eastAsia="SimSun" w:hAnsi="Times New Roman"/>
+          <w:color w:val="000000"/>
           <w:sz w:val="21"/>
           <w:szCs w:val="21"/>
         </w:rPr>
@@ -144,6 +152,7 @@
           <w:rFonts w:ascii="Times New Roman" w:cs="Times New Roman" w:eastAsia="SimSun" w:hAnsi="Times New Roman"/>
           <w:b/>
           <w:bCs/>
+          <w:color w:val="000000"/>
           <w:sz w:val="28"/>
           <w:szCs w:val="28"/>
         </w:rPr>
@@ -158,6 +167,7 @@
       <w:r>
         <w:rPr>
           <w:rFonts w:ascii="Times New Roman" w:cs="Times New Roman" w:eastAsia="SimSun" w:hAnsi="Times New Roman"/>
+          <w:color w:val="000000"/>
           <w:sz w:val="21"/>
           <w:szCs w:val="21"/>
         </w:rPr>
@@ -172,6 +182,7 @@
       <w:r>
         <w:rPr>
           <w:rFonts w:ascii="Times New Roman" w:cs="Times New Roman" w:eastAsia="SimSun" w:hAnsi="Times New Roman"/>
+          <w:color w:val="000000"/>
           <w:sz w:val="21"/>
           <w:szCs w:val="21"/>
         </w:rPr>
@@ -186,6 +197,7 @@
       <w:r>
         <w:rPr>
           <w:rFonts w:ascii="Times New Roman" w:cs="Times New Roman" w:eastAsia="SimSun" w:hAnsi="Times New Roman"/>
+          <w:color w:val="000000"/>
           <w:sz w:val="21"/>
           <w:szCs w:val="21"/>
         </w:rPr>
@@ -200,6 +212,7 @@
       <w:r>
         <w:rPr>
           <w:rFonts w:ascii="Times New Roman" w:cs="Times New Roman" w:eastAsia="SimSun" w:hAnsi="Times New Roman"/>
+          <w:color w:val="000000"/>
           <w:sz w:val="21"/>
           <w:szCs w:val="21"/>
         </w:rPr>
@@ -214,6 +227,7 @@
       <w:r>
         <w:rPr>
           <w:rFonts w:ascii="Times New Roman" w:cs="Times New Roman" w:eastAsia="SimSun" w:hAnsi="Times New Roman"/>
+          <w:color w:val="000000"/>
           <w:sz w:val="21"/>
           <w:szCs w:val="21"/>
         </w:rPr>
@@ -230,6 +244,7 @@
           <w:rFonts w:ascii="Times New Roman" w:cs="Times New Roman" w:eastAsia="SimSun" w:hAnsi="Times New Roman"/>
           <w:b/>
           <w:bCs/>
+          <w:color w:val="000000"/>
           <w:sz w:val="28"/>
           <w:szCs w:val="28"/>
         </w:rPr>
@@ -283,6 +298,7 @@
                 <w:rFonts w:ascii="Times New Roman" w:cs="Times New Roman" w:eastAsia="SimSun" w:hAnsi="Times New Roman"/>
                 <w:b/>
                 <w:bCs/>
+                <w:color w:val="000000"/>
                 <w:sz w:val="21"/>
                 <w:szCs w:val="21"/>
               </w:rPr>
@@ -316,6 +332,7 @@
                 <w:rFonts w:ascii="Times New Roman" w:cs="Times New Roman" w:eastAsia="SimSun" w:hAnsi="Times New Roman"/>
                 <w:b/>
                 <w:bCs/>
+                <w:color w:val="000000"/>
                 <w:sz w:val="21"/>
                 <w:szCs w:val="21"/>
               </w:rPr>
@@ -349,6 +366,7 @@
                 <w:rFonts w:ascii="Times New Roman" w:cs="Times New Roman" w:eastAsia="SimSun" w:hAnsi="Times New Roman"/>
                 <w:b/>
                 <w:bCs/>
+                <w:color w:val="000000"/>
                 <w:sz w:val="21"/>
                 <w:szCs w:val="21"/>
               </w:rPr>
@@ -383,6 +401,7 @@
                 <w:rFonts w:ascii="Times New Roman" w:cs="Times New Roman" w:eastAsia="SimSun" w:hAnsi="Times New Roman"/>
                 <w:b w:val="false"/>
                 <w:bCs w:val="false"/>
+                <w:color w:val="000000"/>
                 <w:sz w:val="21"/>
                 <w:szCs w:val="21"/>
               </w:rPr>
@@ -415,6 +434,7 @@
                 <w:rFonts w:ascii="Times New Roman" w:cs="Times New Roman" w:eastAsia="SimSun" w:hAnsi="Times New Roman"/>
                 <w:b w:val="false"/>
                 <w:bCs w:val="false"/>
+                <w:color w:val="000000"/>
                 <w:sz w:val="21"/>
                 <w:szCs w:val="21"/>
               </w:rPr>
@@ -447,6 +467,7 @@
                 <w:rFonts w:ascii="Times New Roman" w:cs="Times New Roman" w:eastAsia="SimSun" w:hAnsi="Times New Roman"/>
                 <w:b w:val="false"/>
                 <w:bCs w:val="false"/>
+                <w:color w:val="000000"/>
                 <w:sz w:val="21"/>
                 <w:szCs w:val="21"/>
               </w:rPr>
@@ -481,6 +502,7 @@
                 <w:rFonts w:ascii="Times New Roman" w:cs="Times New Roman" w:eastAsia="SimSun" w:hAnsi="Times New Roman"/>
                 <w:b w:val="false"/>
                 <w:bCs w:val="false"/>
+                <w:color w:val="000000"/>
                 <w:sz w:val="21"/>
                 <w:szCs w:val="21"/>
               </w:rPr>
@@ -513,6 +535,7 @@
                 <w:rFonts w:ascii="Times New Roman" w:cs="Times New Roman" w:eastAsia="SimSun" w:hAnsi="Times New Roman"/>
                 <w:b w:val="false"/>
                 <w:bCs w:val="false"/>
+                <w:color w:val="000000"/>
                 <w:sz w:val="21"/>
                 <w:szCs w:val="21"/>
               </w:rPr>
@@ -545,6 +568,7 @@
                 <w:rFonts w:ascii="Times New Roman" w:cs="Times New Roman" w:eastAsia="SimSun" w:hAnsi="Times New Roman"/>
                 <w:b w:val="false"/>
                 <w:bCs w:val="false"/>
+                <w:color w:val="000000"/>
                 <w:sz w:val="21"/>
                 <w:szCs w:val="21"/>
               </w:rPr>
@@ -579,6 +603,7 @@
                 <w:rFonts w:ascii="Times New Roman" w:cs="Times New Roman" w:eastAsia="SimSun" w:hAnsi="Times New Roman"/>
                 <w:b w:val="false"/>
                 <w:bCs w:val="false"/>
+                <w:color w:val="000000"/>
                 <w:sz w:val="21"/>
                 <w:szCs w:val="21"/>
               </w:rPr>
@@ -611,6 +636,7 @@
                 <w:rFonts w:ascii="Times New Roman" w:cs="Times New Roman" w:eastAsia="SimSun" w:hAnsi="Times New Roman"/>
                 <w:b w:val="false"/>
                 <w:bCs w:val="false"/>
+                <w:color w:val="000000"/>
                 <w:sz w:val="21"/>
                 <w:szCs w:val="21"/>
               </w:rPr>
@@ -643,6 +669,7 @@
                 <w:rFonts w:ascii="Times New Roman" w:cs="Times New Roman" w:eastAsia="SimSun" w:hAnsi="Times New Roman"/>
                 <w:b w:val="false"/>
                 <w:bCs w:val="false"/>
+                <w:color w:val="000000"/>
                 <w:sz w:val="21"/>
                 <w:szCs w:val="21"/>
               </w:rPr>
@@ -677,6 +704,7 @@
                 <w:rFonts w:ascii="Times New Roman" w:cs="Times New Roman" w:eastAsia="SimSun" w:hAnsi="Times New Roman"/>
                 <w:b w:val="false"/>
                 <w:bCs w:val="false"/>
+                <w:color w:val="000000"/>
                 <w:sz w:val="21"/>
                 <w:szCs w:val="21"/>
               </w:rPr>
@@ -709,6 +737,7 @@
                 <w:rFonts w:ascii="Times New Roman" w:cs="Times New Roman" w:eastAsia="SimSun" w:hAnsi="Times New Roman"/>
                 <w:b w:val="false"/>
                 <w:bCs w:val="false"/>
+                <w:color w:val="000000"/>
                 <w:sz w:val="21"/>
                 <w:szCs w:val="21"/>
               </w:rPr>
@@ -741,6 +770,7 @@
                 <w:rFonts w:ascii="Times New Roman" w:cs="Times New Roman" w:eastAsia="SimSun" w:hAnsi="Times New Roman"/>
                 <w:b w:val="false"/>
                 <w:bCs w:val="false"/>
+                <w:color w:val="000000"/>
                 <w:sz w:val="21"/>
                 <w:szCs w:val="21"/>
               </w:rPr>
@@ -775,6 +805,7 @@
                 <w:rFonts w:ascii="Times New Roman" w:cs="Times New Roman" w:eastAsia="SimSun" w:hAnsi="Times New Roman"/>
                 <w:b w:val="false"/>
                 <w:bCs w:val="false"/>
+                <w:color w:val="000000"/>
                 <w:sz w:val="21"/>
                 <w:szCs w:val="21"/>
               </w:rPr>
@@ -807,6 +838,7 @@
                 <w:rFonts w:ascii="Times New Roman" w:cs="Times New Roman" w:eastAsia="SimSun" w:hAnsi="Times New Roman"/>
                 <w:b w:val="false"/>
                 <w:bCs w:val="false"/>
+                <w:color w:val="000000"/>
                 <w:sz w:val="21"/>
                 <w:szCs w:val="21"/>
               </w:rPr>
@@ -839,6 +871,7 @@
                 <w:rFonts w:ascii="Times New Roman" w:cs="Times New Roman" w:eastAsia="SimSun" w:hAnsi="Times New Roman"/>
                 <w:b w:val="false"/>
                 <w:bCs w:val="false"/>
+                <w:color w:val="000000"/>
                 <w:sz w:val="21"/>
                 <w:szCs w:val="21"/>
               </w:rPr>
@@ -858,6 +891,7 @@
           <w:rFonts w:ascii="Times New Roman" w:cs="Times New Roman" w:eastAsia="SimSun" w:hAnsi="Times New Roman"/>
           <w:b/>
           <w:bCs/>
+          <w:color w:val="000000"/>
           <w:sz w:val="28"/>
           <w:szCs w:val="28"/>
         </w:rPr>
@@ -874,6 +908,7 @@
           <w:rFonts w:ascii="Times New Roman" w:cs="Times New Roman" w:eastAsia="SimSun" w:hAnsi="Times New Roman"/>
           <w:b/>
           <w:bCs/>
+          <w:color w:val="000000"/>
           <w:sz w:val="24"/>
           <w:szCs w:val="24"/>
         </w:rPr>
@@ -888,6 +923,7 @@
       <w:r>
         <w:rPr>
           <w:rFonts w:ascii="Times New Roman" w:cs="Times New Roman" w:eastAsia="SimSun" w:hAnsi="Times New Roman"/>
+          <w:color w:val="000000"/>
           <w:sz w:val="21"/>
           <w:szCs w:val="21"/>
         </w:rPr>
@@ -904,6 +940,7 @@
           <w:rFonts w:ascii="Times New Roman" w:cs="Times New Roman" w:eastAsia="SimSun" w:hAnsi="Times New Roman"/>
           <w:b/>
           <w:bCs/>
+          <w:color w:val="000000"/>
           <w:sz w:val="24"/>
           <w:szCs w:val="24"/>
         </w:rPr>
@@ -922,6 +959,7 @@
       <w:r>
         <w:rPr>
           <w:rFonts w:ascii="Times New Roman" w:cs="Times New Roman" w:eastAsia="SimSun" w:hAnsi="Times New Roman"/>
+          <w:color w:val="000000"/>
           <w:sz w:val="21"/>
           <w:szCs w:val="21"/>
         </w:rPr>
@@ -940,6 +978,7 @@
       <w:r>
         <w:rPr>
           <w:rFonts w:ascii="Times New Roman" w:cs="Times New Roman" w:eastAsia="SimSun" w:hAnsi="Times New Roman"/>
+          <w:color w:val="000000"/>
           <w:sz w:val="21"/>
           <w:szCs w:val="21"/>
         </w:rPr>
@@ -958,6 +997,7 @@
       <w:r>
         <w:rPr>
           <w:rFonts w:ascii="Times New Roman" w:cs="Times New Roman" w:eastAsia="SimSun" w:hAnsi="Times New Roman"/>
+          <w:color w:val="000000"/>
           <w:sz w:val="21"/>
           <w:szCs w:val="21"/>
         </w:rPr>
@@ -976,6 +1016,7 @@
       <w:r>
         <w:rPr>
           <w:rFonts w:ascii="Times New Roman" w:cs="Times New Roman" w:eastAsia="SimSun" w:hAnsi="Times New Roman"/>
+          <w:color w:val="000000"/>
           <w:sz w:val="21"/>
           <w:szCs w:val="21"/>
         </w:rPr>
@@ -994,6 +1035,7 @@
       <w:r>
         <w:rPr>
           <w:rFonts w:ascii="Times New Roman" w:cs="Times New Roman" w:eastAsia="SimSun" w:hAnsi="Times New Roman"/>
+          <w:color w:val="000000"/>
           <w:sz w:val="21"/>
           <w:szCs w:val="21"/>
         </w:rPr>
@@ -1010,6 +1052,7 @@
           <w:rFonts w:ascii="Times New Roman" w:cs="Times New Roman" w:eastAsia="SimSun" w:hAnsi="Times New Roman"/>
           <w:b/>
           <w:bCs/>
+          <w:color w:val="000000"/>
           <w:sz w:val="24"/>
           <w:szCs w:val="24"/>
         </w:rPr>
@@ -1067,6 +1110,7 @@
                 <w:rFonts w:ascii="Times New Roman" w:cs="Times New Roman" w:eastAsia="SimSun" w:hAnsi="Times New Roman"/>
                 <w:b/>
                 <w:bCs/>
+                <w:color w:val="000000"/>
                 <w:sz w:val="19"/>
                 <w:szCs w:val="19"/>
               </w:rPr>
@@ -1100,6 +1144,7 @@
                 <w:rFonts w:ascii="Times New Roman" w:cs="Times New Roman" w:eastAsia="SimSun" w:hAnsi="Times New Roman"/>
                 <w:b/>
                 <w:bCs/>
+                <w:color w:val="000000"/>
                 <w:sz w:val="19"/>
                 <w:szCs w:val="19"/>
               </w:rPr>
@@ -1133,6 +1178,7 @@
                 <w:rFonts w:ascii="Times New Roman" w:cs="Times New Roman" w:eastAsia="SimSun" w:hAnsi="Times New Roman"/>
                 <w:b/>
                 <w:bCs/>
+                <w:color w:val="000000"/>
                 <w:sz w:val="19"/>
                 <w:szCs w:val="19"/>
               </w:rPr>
@@ -1166,6 +1212,7 @@
                 <w:rFonts w:ascii="Times New Roman" w:cs="Times New Roman" w:eastAsia="SimSun" w:hAnsi="Times New Roman"/>
                 <w:b/>
                 <w:bCs/>
+                <w:color w:val="000000"/>
                 <w:sz w:val="19"/>
                 <w:szCs w:val="19"/>
               </w:rPr>
@@ -1199,6 +1246,7 @@
                 <w:rFonts w:ascii="Times New Roman" w:cs="Times New Roman" w:eastAsia="SimSun" w:hAnsi="Times New Roman"/>
                 <w:b/>
                 <w:bCs/>
+                <w:color w:val="000000"/>
                 <w:sz w:val="19"/>
                 <w:szCs w:val="19"/>
               </w:rPr>
@@ -1232,6 +1280,7 @@
                 <w:rFonts w:ascii="Times New Roman" w:cs="Times New Roman" w:eastAsia="SimSun" w:hAnsi="Times New Roman"/>
                 <w:b/>
                 <w:bCs/>
+                <w:color w:val="000000"/>
                 <w:sz w:val="19"/>
                 <w:szCs w:val="19"/>
               </w:rPr>
@@ -1265,6 +1314,7 @@
                 <w:rFonts w:ascii="Times New Roman" w:cs="Times New Roman" w:eastAsia="SimSun" w:hAnsi="Times New Roman"/>
                 <w:b/>
                 <w:bCs/>
+                <w:color w:val="000000"/>
                 <w:sz w:val="19"/>
                 <w:szCs w:val="19"/>
               </w:rPr>
@@ -1299,6 +1349,7 @@
                 <w:rFonts w:ascii="Times New Roman" w:cs="Times New Roman" w:eastAsia="SimSun" w:hAnsi="Times New Roman"/>
                 <w:b w:val="false"/>
                 <w:bCs w:val="false"/>
+                <w:color w:val="000000"/>
                 <w:sz w:val="19"/>
                 <w:szCs w:val="19"/>
               </w:rPr>
@@ -1331,6 +1382,7 @@
                 <w:rFonts w:ascii="Times New Roman" w:cs="Times New Roman" w:eastAsia="SimSun" w:hAnsi="Times New Roman"/>
                 <w:b w:val="false"/>
                 <w:bCs w:val="false"/>
+                <w:color w:val="000000"/>
                 <w:sz w:val="19"/>
                 <w:szCs w:val="19"/>
               </w:rPr>
@@ -1363,6 +1415,7 @@
                 <w:rFonts w:ascii="Times New Roman" w:cs="Times New Roman" w:eastAsia="SimSun" w:hAnsi="Times New Roman"/>
                 <w:b w:val="false"/>
                 <w:bCs w:val="false"/>
+                <w:color w:val="000000"/>
                 <w:sz w:val="19"/>
                 <w:szCs w:val="19"/>
               </w:rPr>
@@ -1395,6 +1448,7 @@
                 <w:rFonts w:ascii="Times New Roman" w:cs="Times New Roman" w:eastAsia="SimSun" w:hAnsi="Times New Roman"/>
                 <w:b w:val="false"/>
                 <w:bCs w:val="false"/>
+                <w:color w:val="000000"/>
                 <w:sz w:val="19"/>
                 <w:szCs w:val="19"/>
               </w:rPr>
@@ -1427,6 +1481,7 @@
                 <w:rFonts w:ascii="Times New Roman" w:cs="Times New Roman" w:eastAsia="SimSun" w:hAnsi="Times New Roman"/>
                 <w:b w:val="false"/>
                 <w:bCs w:val="false"/>
+                <w:color w:val="000000"/>
                 <w:sz w:val="19"/>
                 <w:szCs w:val="19"/>
               </w:rPr>
@@ -1459,6 +1514,7 @@
                 <w:rFonts w:ascii="Times New Roman" w:cs="Times New Roman" w:eastAsia="SimSun" w:hAnsi="Times New Roman"/>
                 <w:b w:val="false"/>
                 <w:bCs w:val="false"/>
+                <w:color w:val="000000"/>
                 <w:sz w:val="19"/>
                 <w:szCs w:val="19"/>
               </w:rPr>
@@ -1491,6 +1547,7 @@
                 <w:rFonts w:ascii="Times New Roman" w:cs="Times New Roman" w:eastAsia="SimSun" w:hAnsi="Times New Roman"/>
                 <w:b w:val="false"/>
                 <w:bCs w:val="false"/>
+                <w:color w:val="000000"/>
                 <w:sz w:val="19"/>
                 <w:szCs w:val="19"/>
               </w:rPr>
@@ -1525,6 +1582,7 @@
                 <w:rFonts w:ascii="Times New Roman" w:cs="Times New Roman" w:eastAsia="SimSun" w:hAnsi="Times New Roman"/>
                 <w:b w:val="false"/>
                 <w:bCs w:val="false"/>
+                <w:color w:val="000000"/>
                 <w:sz w:val="19"/>
                 <w:szCs w:val="19"/>
               </w:rPr>
@@ -1557,6 +1615,7 @@
                 <w:rFonts w:ascii="Times New Roman" w:cs="Times New Roman" w:eastAsia="SimSun" w:hAnsi="Times New Roman"/>
                 <w:b w:val="false"/>
                 <w:bCs w:val="false"/>
+                <w:color w:val="000000"/>
                 <w:sz w:val="19"/>
                 <w:szCs w:val="19"/>
               </w:rPr>
@@ -1589,6 +1648,7 @@
                 <w:rFonts w:ascii="Times New Roman" w:cs="Times New Roman" w:eastAsia="SimSun" w:hAnsi="Times New Roman"/>
                 <w:b w:val="false"/>
                 <w:bCs w:val="false"/>
+                <w:color w:val="000000"/>
                 <w:sz w:val="19"/>
                 <w:szCs w:val="19"/>
               </w:rPr>
@@ -1621,6 +1681,7 @@
                 <w:rFonts w:ascii="Times New Roman" w:cs="Times New Roman" w:eastAsia="SimSun" w:hAnsi="Times New Roman"/>
                 <w:b w:val="false"/>
                 <w:bCs w:val="false"/>
+                <w:color w:val="000000"/>
                 <w:sz w:val="19"/>
                 <w:szCs w:val="19"/>
               </w:rPr>
@@ -1653,6 +1714,7 @@
                 <w:rFonts w:ascii="Times New Roman" w:cs="Times New Roman" w:eastAsia="SimSun" w:hAnsi="Times New Roman"/>
                 <w:b w:val="false"/>
                 <w:bCs w:val="false"/>
+                <w:color w:val="000000"/>
                 <w:sz w:val="19"/>
                 <w:szCs w:val="19"/>
               </w:rPr>
@@ -1685,6 +1747,7 @@
                 <w:rFonts w:ascii="Times New Roman" w:cs="Times New Roman" w:eastAsia="SimSun" w:hAnsi="Times New Roman"/>
                 <w:b w:val="false"/>
                 <w:bCs w:val="false"/>
+                <w:color w:val="000000"/>
                 <w:sz w:val="19"/>
                 <w:szCs w:val="19"/>
               </w:rPr>
@@ -1717,6 +1780,7 @@
                 <w:rFonts w:ascii="Times New Roman" w:cs="Times New Roman" w:eastAsia="SimSun" w:hAnsi="Times New Roman"/>
                 <w:b w:val="false"/>
                 <w:bCs w:val="false"/>
+                <w:color w:val="000000"/>
                 <w:sz w:val="19"/>
                 <w:szCs w:val="19"/>
               </w:rPr>
@@ -1751,6 +1815,7 @@
                 <w:rFonts w:ascii="Times New Roman" w:cs="Times New Roman" w:eastAsia="SimSun" w:hAnsi="Times New Roman"/>
                 <w:b w:val="false"/>
                 <w:bCs w:val="false"/>
+                <w:color w:val="000000"/>
                 <w:sz w:val="19"/>
                 <w:szCs w:val="19"/>
               </w:rPr>
@@ -1783,6 +1848,7 @@
                 <w:rFonts w:ascii="Times New Roman" w:cs="Times New Roman" w:eastAsia="SimSun" w:hAnsi="Times New Roman"/>
                 <w:b w:val="false"/>
                 <w:bCs w:val="false"/>
+                <w:color w:val="000000"/>
                 <w:sz w:val="19"/>
                 <w:szCs w:val="19"/>
               </w:rPr>
@@ -1815,6 +1881,7 @@
                 <w:rFonts w:ascii="Times New Roman" w:cs="Times New Roman" w:eastAsia="SimSun" w:hAnsi="Times New Roman"/>
                 <w:b w:val="false"/>
                 <w:bCs w:val="false"/>
+                <w:color w:val="000000"/>
                 <w:sz w:val="19"/>
                 <w:szCs w:val="19"/>
               </w:rPr>
@@ -1847,6 +1914,7 @@
                 <w:rFonts w:ascii="Times New Roman" w:cs="Times New Roman" w:eastAsia="SimSun" w:hAnsi="Times New Roman"/>
                 <w:b w:val="false"/>
                 <w:bCs w:val="false"/>
+                <w:color w:val="000000"/>
                 <w:sz w:val="19"/>
                 <w:szCs w:val="19"/>
               </w:rPr>
@@ -1879,6 +1947,7 @@
                 <w:rFonts w:ascii="Times New Roman" w:cs="Times New Roman" w:eastAsia="SimSun" w:hAnsi="Times New Roman"/>
                 <w:b w:val="false"/>
                 <w:bCs w:val="false"/>
+                <w:color w:val="000000"/>
                 <w:sz w:val="19"/>
                 <w:szCs w:val="19"/>
               </w:rPr>
@@ -1911,6 +1980,7 @@
                 <w:rFonts w:ascii="Times New Roman" w:cs="Times New Roman" w:eastAsia="SimSun" w:hAnsi="Times New Roman"/>
                 <w:b w:val="false"/>
                 <w:bCs w:val="false"/>
+                <w:color w:val="000000"/>
                 <w:sz w:val="19"/>
                 <w:szCs w:val="19"/>
               </w:rPr>
@@ -1943,6 +2013,7 @@
                 <w:rFonts w:ascii="Times New Roman" w:cs="Times New Roman" w:eastAsia="SimSun" w:hAnsi="Times New Roman"/>
                 <w:b w:val="false"/>
                 <w:bCs w:val="false"/>
+                <w:color w:val="000000"/>
                 <w:sz w:val="19"/>
                 <w:szCs w:val="19"/>
               </w:rPr>
@@ -1977,6 +2048,7 @@
                 <w:rFonts w:ascii="Times New Roman" w:cs="Times New Roman" w:eastAsia="SimSun" w:hAnsi="Times New Roman"/>
                 <w:b w:val="false"/>
                 <w:bCs w:val="false"/>
+                <w:color w:val="000000"/>
                 <w:sz w:val="19"/>
                 <w:szCs w:val="19"/>
               </w:rPr>
@@ -2009,6 +2081,7 @@
                 <w:rFonts w:ascii="Times New Roman" w:cs="Times New Roman" w:eastAsia="SimSun" w:hAnsi="Times New Roman"/>
                 <w:b w:val="false"/>
                 <w:bCs w:val="false"/>
+                <w:color w:val="000000"/>
                 <w:sz w:val="19"/>
                 <w:szCs w:val="19"/>
               </w:rPr>
@@ -2041,6 +2114,7 @@
                 <w:rFonts w:ascii="Times New Roman" w:cs="Times New Roman" w:eastAsia="SimSun" w:hAnsi="Times New Roman"/>
                 <w:b w:val="false"/>
                 <w:bCs w:val="false"/>
+                <w:color w:val="000000"/>
                 <w:sz w:val="19"/>
                 <w:szCs w:val="19"/>
               </w:rPr>
@@ -2073,6 +2147,7 @@
                 <w:rFonts w:ascii="Times New Roman" w:cs="Times New Roman" w:eastAsia="SimSun" w:hAnsi="Times New Roman"/>
                 <w:b w:val="false"/>
                 <w:bCs w:val="false"/>
+                <w:color w:val="000000"/>
                 <w:sz w:val="19"/>
                 <w:szCs w:val="19"/>
               </w:rPr>
@@ -2105,6 +2180,7 @@
                 <w:rFonts w:ascii="Times New Roman" w:cs="Times New Roman" w:eastAsia="SimSun" w:hAnsi="Times New Roman"/>
                 <w:b w:val="false"/>
                 <w:bCs w:val="false"/>
+                <w:color w:val="000000"/>
                 <w:sz w:val="19"/>
                 <w:szCs w:val="19"/>
               </w:rPr>
@@ -2137,6 +2213,7 @@
                 <w:rFonts w:ascii="Times New Roman" w:cs="Times New Roman" w:eastAsia="SimSun" w:hAnsi="Times New Roman"/>
                 <w:b w:val="false"/>
                 <w:bCs w:val="false"/>
+                <w:color w:val="000000"/>
                 <w:sz w:val="19"/>
                 <w:szCs w:val="19"/>
               </w:rPr>
@@ -2169,6 +2246,7 @@
                 <w:rFonts w:ascii="Times New Roman" w:cs="Times New Roman" w:eastAsia="SimSun" w:hAnsi="Times New Roman"/>
                 <w:b w:val="false"/>
                 <w:bCs w:val="false"/>
+                <w:color w:val="000000"/>
                 <w:sz w:val="19"/>
                 <w:szCs w:val="19"/>
               </w:rPr>
@@ -2203,6 +2281,7 @@
                 <w:rFonts w:ascii="Times New Roman" w:cs="Times New Roman" w:eastAsia="SimSun" w:hAnsi="Times New Roman"/>
                 <w:b w:val="false"/>
                 <w:bCs w:val="false"/>
+                <w:color w:val="000000"/>
                 <w:sz w:val="19"/>
                 <w:szCs w:val="19"/>
               </w:rPr>
@@ -2235,6 +2314,7 @@
                 <w:rFonts w:ascii="Times New Roman" w:cs="Times New Roman" w:eastAsia="SimSun" w:hAnsi="Times New Roman"/>
                 <w:b w:val="false"/>
                 <w:bCs w:val="false"/>
+                <w:color w:val="000000"/>
                 <w:sz w:val="19"/>
                 <w:szCs w:val="19"/>
               </w:rPr>
@@ -2267,6 +2347,7 @@
                 <w:rFonts w:ascii="Times New Roman" w:cs="Times New Roman" w:eastAsia="SimSun" w:hAnsi="Times New Roman"/>
                 <w:b w:val="false"/>
                 <w:bCs w:val="false"/>
+                <w:color w:val="000000"/>
                 <w:sz w:val="19"/>
                 <w:szCs w:val="19"/>
               </w:rPr>
@@ -2299,6 +2380,7 @@
                 <w:rFonts w:ascii="Times New Roman" w:cs="Times New Roman" w:eastAsia="SimSun" w:hAnsi="Times New Roman"/>
                 <w:b w:val="false"/>
                 <w:bCs w:val="false"/>
+                <w:color w:val="000000"/>
                 <w:sz w:val="19"/>
                 <w:szCs w:val="19"/>
               </w:rPr>
@@ -2331,6 +2413,7 @@
                 <w:rFonts w:ascii="Times New Roman" w:cs="Times New Roman" w:eastAsia="SimSun" w:hAnsi="Times New Roman"/>
                 <w:b w:val="false"/>
                 <w:bCs w:val="false"/>
+                <w:color w:val="000000"/>
                 <w:sz w:val="19"/>
                 <w:szCs w:val="19"/>
               </w:rPr>
@@ -2363,6 +2446,7 @@
                 <w:rFonts w:ascii="Times New Roman" w:cs="Times New Roman" w:eastAsia="SimSun" w:hAnsi="Times New Roman"/>
                 <w:b w:val="false"/>
                 <w:bCs w:val="false"/>
+                <w:color w:val="000000"/>
                 <w:sz w:val="19"/>
                 <w:szCs w:val="19"/>
               </w:rPr>
@@ -2395,6 +2479,7 @@
                 <w:rFonts w:ascii="Times New Roman" w:cs="Times New Roman" w:eastAsia="SimSun" w:hAnsi="Times New Roman"/>
                 <w:b w:val="false"/>
                 <w:bCs w:val="false"/>
+                <w:color w:val="000000"/>
                 <w:sz w:val="19"/>
                 <w:szCs w:val="19"/>
               </w:rPr>
@@ -2429,6 +2514,7 @@
                 <w:rFonts w:ascii="Times New Roman" w:cs="Times New Roman" w:eastAsia="SimSun" w:hAnsi="Times New Roman"/>
                 <w:b w:val="false"/>
                 <w:bCs w:val="false"/>
+                <w:color w:val="000000"/>
                 <w:sz w:val="19"/>
                 <w:szCs w:val="19"/>
               </w:rPr>
@@ -2461,6 +2547,7 @@
                 <w:rFonts w:ascii="Times New Roman" w:cs="Times New Roman" w:eastAsia="SimSun" w:hAnsi="Times New Roman"/>
                 <w:b w:val="false"/>
                 <w:bCs w:val="false"/>
+                <w:color w:val="000000"/>
                 <w:sz w:val="19"/>
                 <w:szCs w:val="19"/>
               </w:rPr>
@@ -2493,6 +2580,7 @@
                 <w:rFonts w:ascii="Times New Roman" w:cs="Times New Roman" w:eastAsia="SimSun" w:hAnsi="Times New Roman"/>
                 <w:b w:val="false"/>
                 <w:bCs w:val="false"/>
+                <w:color w:val="000000"/>
                 <w:sz w:val="19"/>
                 <w:szCs w:val="19"/>
               </w:rPr>
@@ -2525,6 +2613,7 @@
                 <w:rFonts w:ascii="Times New Roman" w:cs="Times New Roman" w:eastAsia="SimSun" w:hAnsi="Times New Roman"/>
                 <w:b w:val="false"/>
                 <w:bCs w:val="false"/>
+                <w:color w:val="000000"/>
                 <w:sz w:val="19"/>
                 <w:szCs w:val="19"/>
               </w:rPr>
@@ -2557,6 +2646,7 @@
                 <w:rFonts w:ascii="Times New Roman" w:cs="Times New Roman" w:eastAsia="SimSun" w:hAnsi="Times New Roman"/>
                 <w:b w:val="false"/>
                 <w:bCs w:val="false"/>
+                <w:color w:val="000000"/>
                 <w:sz w:val="19"/>
                 <w:szCs w:val="19"/>
               </w:rPr>
@@ -2589,6 +2679,7 @@
                 <w:rFonts w:ascii="Times New Roman" w:cs="Times New Roman" w:eastAsia="SimSun" w:hAnsi="Times New Roman"/>
                 <w:b w:val="false"/>
                 <w:bCs w:val="false"/>
+                <w:color w:val="000000"/>
                 <w:sz w:val="19"/>
                 <w:szCs w:val="19"/>
               </w:rPr>
@@ -2621,6 +2712,7 @@
                 <w:rFonts w:ascii="Times New Roman" w:cs="Times New Roman" w:eastAsia="SimSun" w:hAnsi="Times New Roman"/>
                 <w:b w:val="false"/>
                 <w:bCs w:val="false"/>
+                <w:color w:val="000000"/>
                 <w:sz w:val="19"/>
                 <w:szCs w:val="19"/>
               </w:rPr>
@@ -2655,6 +2747,7 @@
                 <w:rFonts w:ascii="Times New Roman" w:cs="Times New Roman" w:eastAsia="SimSun" w:hAnsi="Times New Roman"/>
                 <w:b w:val="false"/>
                 <w:bCs w:val="false"/>
+                <w:color w:val="000000"/>
                 <w:sz w:val="19"/>
                 <w:szCs w:val="19"/>
               </w:rPr>
@@ -2687,6 +2780,7 @@
                 <w:rFonts w:ascii="Times New Roman" w:cs="Times New Roman" w:eastAsia="SimSun" w:hAnsi="Times New Roman"/>
                 <w:b w:val="false"/>
                 <w:bCs w:val="false"/>
+                <w:color w:val="000000"/>
                 <w:sz w:val="19"/>
                 <w:szCs w:val="19"/>
               </w:rPr>
@@ -2719,6 +2813,7 @@
                 <w:rFonts w:ascii="Times New Roman" w:cs="Times New Roman" w:eastAsia="SimSun" w:hAnsi="Times New Roman"/>
                 <w:b w:val="false"/>
                 <w:bCs w:val="false"/>
+                <w:color w:val="000000"/>
                 <w:sz w:val="19"/>
                 <w:szCs w:val="19"/>
               </w:rPr>
@@ -2751,6 +2846,7 @@
                 <w:rFonts w:ascii="Times New Roman" w:cs="Times New Roman" w:eastAsia="SimSun" w:hAnsi="Times New Roman"/>
                 <w:b w:val="false"/>
                 <w:bCs w:val="false"/>
+                <w:color w:val="000000"/>
                 <w:sz w:val="19"/>
                 <w:szCs w:val="19"/>
               </w:rPr>
@@ -2783,6 +2879,7 @@
                 <w:rFonts w:ascii="Times New Roman" w:cs="Times New Roman" w:eastAsia="SimSun" w:hAnsi="Times New Roman"/>
                 <w:b w:val="false"/>
                 <w:bCs w:val="false"/>
+                <w:color w:val="000000"/>
                 <w:sz w:val="19"/>
                 <w:szCs w:val="19"/>
               </w:rPr>
@@ -2815,6 +2912,7 @@
                 <w:rFonts w:ascii="Times New Roman" w:cs="Times New Roman" w:eastAsia="SimSun" w:hAnsi="Times New Roman"/>
                 <w:b w:val="false"/>
                 <w:bCs w:val="false"/>
+                <w:color w:val="000000"/>
                 <w:sz w:val="19"/>
                 <w:szCs w:val="19"/>
               </w:rPr>
@@ -2847,6 +2945,7 @@
                 <w:rFonts w:ascii="Times New Roman" w:cs="Times New Roman" w:eastAsia="SimSun" w:hAnsi="Times New Roman"/>
                 <w:b w:val="false"/>
                 <w:bCs w:val="false"/>
+                <w:color w:val="000000"/>
                 <w:sz w:val="19"/>
                 <w:szCs w:val="19"/>
               </w:rPr>
@@ -2864,6 +2963,7 @@
       <w:r>
         <w:rPr>
           <w:rFonts w:ascii="Times New Roman" w:cs="Times New Roman" w:eastAsia="SimSun" w:hAnsi="Times New Roman"/>
+          <w:color w:val="000000"/>
           <w:sz w:val="21"/>
           <w:szCs w:val="21"/>
         </w:rPr>
@@ -2880,6 +2980,7 @@
           <w:rFonts w:ascii="Times New Roman" w:cs="Times New Roman" w:eastAsia="SimSun" w:hAnsi="Times New Roman"/>
           <w:b/>
           <w:bCs/>
+          <w:color w:val="000000"/>
           <w:sz w:val="24"/>
           <w:szCs w:val="24"/>
         </w:rPr>
@@ -2894,6 +2995,7 @@
       <w:r>
         <w:rPr>
           <w:rFonts w:ascii="Times New Roman" w:cs="Times New Roman" w:eastAsia="SimSun" w:hAnsi="Times New Roman"/>
+          <w:color w:val="000000"/>
           <w:sz w:val="21"/>
           <w:szCs w:val="21"/>
         </w:rPr>
@@ -2910,6 +3012,7 @@
           <w:rFonts w:ascii="Times New Roman" w:cs="Times New Roman" w:eastAsia="SimSun" w:hAnsi="Times New Roman"/>
           <w:b/>
           <w:bCs/>
+          <w:color w:val="000000"/>
           <w:sz w:val="28"/>
           <w:szCs w:val="28"/>
         </w:rPr>
@@ -2926,6 +3029,7 @@
           <w:rFonts w:ascii="Times New Roman" w:cs="Times New Roman" w:eastAsia="SimSun" w:hAnsi="Times New Roman"/>
           <w:b/>
           <w:bCs/>
+          <w:color w:val="000000"/>
           <w:sz w:val="24"/>
           <w:szCs w:val="24"/>
         </w:rPr>
@@ -2940,6 +3044,7 @@
       <w:r>
         <w:rPr>
           <w:rFonts w:ascii="Times New Roman" w:cs="Times New Roman" w:eastAsia="SimSun" w:hAnsi="Times New Roman"/>
+          <w:color w:val="000000"/>
           <w:sz w:val="21"/>
           <w:szCs w:val="21"/>
         </w:rPr>
@@ -2956,6 +3061,7 @@
           <w:rFonts w:ascii="Times New Roman" w:cs="Times New Roman" w:eastAsia="SimSun" w:hAnsi="Times New Roman"/>
           <w:b/>
           <w:bCs/>
+          <w:color w:val="000000"/>
           <w:sz w:val="24"/>
           <w:szCs w:val="24"/>
         </w:rPr>
@@ -2970,6 +3076,7 @@
       <w:r>
         <w:rPr>
           <w:rFonts w:ascii="Times New Roman" w:cs="Times New Roman" w:eastAsia="SimSun" w:hAnsi="Times New Roman"/>
+          <w:color w:val="000000"/>
           <w:sz w:val="21"/>
           <w:szCs w:val="21"/>
         </w:rPr>
@@ -3023,6 +3130,7 @@
                 <w:rFonts w:ascii="Times New Roman" w:cs="Times New Roman" w:eastAsia="SimSun" w:hAnsi="Times New Roman"/>
                 <w:b/>
                 <w:bCs/>
+                <w:color w:val="000000"/>
                 <w:sz w:val="21"/>
                 <w:szCs w:val="21"/>
               </w:rPr>
@@ -3056,6 +3164,7 @@
                 <w:rFonts w:ascii="Times New Roman" w:cs="Times New Roman" w:eastAsia="SimSun" w:hAnsi="Times New Roman"/>
                 <w:b/>
                 <w:bCs/>
+                <w:color w:val="000000"/>
                 <w:sz w:val="21"/>
                 <w:szCs w:val="21"/>
               </w:rPr>
@@ -3089,6 +3198,7 @@
                 <w:rFonts w:ascii="Times New Roman" w:cs="Times New Roman" w:eastAsia="SimSun" w:hAnsi="Times New Roman"/>
                 <w:b/>
                 <w:bCs/>
+                <w:color w:val="000000"/>
                 <w:sz w:val="21"/>
                 <w:szCs w:val="21"/>
               </w:rPr>
@@ -3123,6 +3233,7 @@
                 <w:rFonts w:ascii="Times New Roman" w:cs="Times New Roman" w:eastAsia="SimSun" w:hAnsi="Times New Roman"/>
                 <w:b w:val="false"/>
                 <w:bCs w:val="false"/>
+                <w:color w:val="000000"/>
                 <w:sz w:val="21"/>
                 <w:szCs w:val="21"/>
               </w:rPr>
@@ -3155,6 +3266,7 @@
                 <w:rFonts w:ascii="Times New Roman" w:cs="Times New Roman" w:eastAsia="SimSun" w:hAnsi="Times New Roman"/>
                 <w:b w:val="false"/>
                 <w:bCs w:val="false"/>
+                <w:color w:val="000000"/>
                 <w:sz w:val="21"/>
                 <w:szCs w:val="21"/>
               </w:rPr>
@@ -3187,6 +3299,7 @@
                 <w:rFonts w:ascii="Times New Roman" w:cs="Times New Roman" w:eastAsia="SimSun" w:hAnsi="Times New Roman"/>
                 <w:b w:val="false"/>
                 <w:bCs w:val="false"/>
+                <w:color w:val="000000"/>
                 <w:sz w:val="21"/>
                 <w:szCs w:val="21"/>
               </w:rPr>
@@ -3221,6 +3334,7 @@
                 <w:rFonts w:ascii="Times New Roman" w:cs="Times New Roman" w:eastAsia="SimSun" w:hAnsi="Times New Roman"/>
                 <w:b w:val="false"/>
                 <w:bCs w:val="false"/>
+                <w:color w:val="000000"/>
                 <w:sz w:val="21"/>
                 <w:szCs w:val="21"/>
               </w:rPr>
@@ -3253,6 +3367,7 @@
                 <w:rFonts w:ascii="Times New Roman" w:cs="Times New Roman" w:eastAsia="SimSun" w:hAnsi="Times New Roman"/>
                 <w:b w:val="false"/>
                 <w:bCs w:val="false"/>
+                <w:color w:val="000000"/>
                 <w:sz w:val="21"/>
                 <w:szCs w:val="21"/>
               </w:rPr>
@@ -3285,6 +3400,7 @@
                 <w:rFonts w:ascii="Times New Roman" w:cs="Times New Roman" w:eastAsia="SimSun" w:hAnsi="Times New Roman"/>
                 <w:b w:val="false"/>
                 <w:bCs w:val="false"/>
+                <w:color w:val="000000"/>
                 <w:sz w:val="21"/>
                 <w:szCs w:val="21"/>
               </w:rPr>
@@ -3319,6 +3435,7 @@
                 <w:rFonts w:ascii="Times New Roman" w:cs="Times New Roman" w:eastAsia="SimSun" w:hAnsi="Times New Roman"/>
                 <w:b w:val="false"/>
                 <w:bCs w:val="false"/>
+                <w:color w:val="000000"/>
                 <w:sz w:val="21"/>
                 <w:szCs w:val="21"/>
               </w:rPr>
@@ -3351,6 +3468,7 @@
                 <w:rFonts w:ascii="Times New Roman" w:cs="Times New Roman" w:eastAsia="SimSun" w:hAnsi="Times New Roman"/>
                 <w:b w:val="false"/>
                 <w:bCs w:val="false"/>
+                <w:color w:val="000000"/>
                 <w:sz w:val="21"/>
                 <w:szCs w:val="21"/>
               </w:rPr>
@@ -3383,6 +3501,7 @@
                 <w:rFonts w:ascii="Times New Roman" w:cs="Times New Roman" w:eastAsia="SimSun" w:hAnsi="Times New Roman"/>
                 <w:b w:val="false"/>
                 <w:bCs w:val="false"/>
+                <w:color w:val="000000"/>
                 <w:sz w:val="21"/>
                 <w:szCs w:val="21"/>
               </w:rPr>
@@ -3417,6 +3536,7 @@
                 <w:rFonts w:ascii="Times New Roman" w:cs="Times New Roman" w:eastAsia="SimSun" w:hAnsi="Times New Roman"/>
                 <w:b w:val="false"/>
                 <w:bCs w:val="false"/>
+                <w:color w:val="000000"/>
                 <w:sz w:val="21"/>
                 <w:szCs w:val="21"/>
               </w:rPr>
@@ -3449,6 +3569,7 @@
                 <w:rFonts w:ascii="Times New Roman" w:cs="Times New Roman" w:eastAsia="SimSun" w:hAnsi="Times New Roman"/>
                 <w:b w:val="false"/>
                 <w:bCs w:val="false"/>
+                <w:color w:val="000000"/>
                 <w:sz w:val="21"/>
                 <w:szCs w:val="21"/>
               </w:rPr>
@@ -3481,6 +3602,7 @@
                 <w:rFonts w:ascii="Times New Roman" w:cs="Times New Roman" w:eastAsia="SimSun" w:hAnsi="Times New Roman"/>
                 <w:b w:val="false"/>
                 <w:bCs w:val="false"/>
+                <w:color w:val="000000"/>
                 <w:sz w:val="21"/>
                 <w:szCs w:val="21"/>
               </w:rPr>
@@ -3498,6 +3620,7 @@
       <w:r>
         <w:rPr>
           <w:rFonts w:ascii="Times New Roman" w:cs="Times New Roman" w:eastAsia="SimSun" w:hAnsi="Times New Roman"/>
+          <w:color w:val="000000"/>
           <w:sz w:val="21"/>
           <w:szCs w:val="21"/>
         </w:rPr>
@@ -3514,6 +3637,7 @@
           <w:rFonts w:ascii="Times New Roman" w:cs="Times New Roman" w:eastAsia="SimSun" w:hAnsi="Times New Roman"/>
           <w:b/>
           <w:bCs/>
+          <w:color w:val="000000"/>
           <w:sz w:val="24"/>
           <w:szCs w:val="24"/>
         </w:rPr>
@@ -3528,6 +3652,7 @@
       <w:r>
         <w:rPr>
           <w:rFonts w:ascii="Times New Roman" w:cs="Times New Roman" w:eastAsia="SimSun" w:hAnsi="Times New Roman"/>
+          <w:color w:val="000000"/>
           <w:sz w:val="21"/>
           <w:szCs w:val="21"/>
         </w:rPr>
@@ -3544,6 +3669,7 @@
           <w:rFonts w:ascii="Times New Roman" w:cs="Times New Roman" w:eastAsia="SimSun" w:hAnsi="Times New Roman"/>
           <w:b/>
           <w:bCs/>
+          <w:color w:val="000000"/>
           <w:sz w:val="24"/>
           <w:szCs w:val="24"/>
         </w:rPr>
@@ -3562,6 +3688,7 @@
       <w:r>
         <w:rPr>
           <w:rFonts w:ascii="Times New Roman" w:cs="Times New Roman" w:eastAsia="SimSun" w:hAnsi="Times New Roman"/>
+          <w:color w:val="000000"/>
           <w:sz w:val="21"/>
           <w:szCs w:val="21"/>
         </w:rPr>
@@ -3580,6 +3707,7 @@
       <w:r>
         <w:rPr>
           <w:rFonts w:ascii="Times New Roman" w:cs="Times New Roman" w:eastAsia="SimSun" w:hAnsi="Times New Roman"/>
+          <w:color w:val="000000"/>
           <w:sz w:val="21"/>
           <w:szCs w:val="21"/>
         </w:rPr>
@@ -3598,6 +3726,7 @@
       <w:r>
         <w:rPr>
           <w:rFonts w:ascii="Times New Roman" w:cs="Times New Roman" w:eastAsia="SimSun" w:hAnsi="Times New Roman"/>
+          <w:color w:val="000000"/>
           <w:sz w:val="21"/>
           <w:szCs w:val="21"/>
         </w:rPr>
@@ -3614,6 +3743,7 @@
           <w:rFonts w:ascii="Times New Roman" w:cs="Times New Roman" w:eastAsia="SimSun" w:hAnsi="Times New Roman"/>
           <w:b/>
           <w:bCs/>
+          <w:color w:val="000000"/>
           <w:sz w:val="24"/>
           <w:szCs w:val="24"/>
         </w:rPr>
@@ -3628,6 +3758,7 @@
       <w:r>
         <w:rPr>
           <w:rFonts w:ascii="Times New Roman" w:cs="Times New Roman" w:eastAsia="SimSun" w:hAnsi="Times New Roman"/>
+          <w:color w:val="000000"/>
           <w:sz w:val="21"/>
           <w:szCs w:val="21"/>
         </w:rPr>
@@ -3644,6 +3775,7 @@
           <w:rFonts w:ascii="Times New Roman" w:cs="Times New Roman" w:eastAsia="SimSun" w:hAnsi="Times New Roman"/>
           <w:b/>
           <w:bCs/>
+          <w:color w:val="000000"/>
           <w:sz w:val="28"/>
           <w:szCs w:val="28"/>
         </w:rPr>
@@ -3697,6 +3829,7 @@
                 <w:rFonts w:ascii="Times New Roman" w:cs="Times New Roman" w:eastAsia="SimSun" w:hAnsi="Times New Roman"/>
                 <w:b/>
                 <w:bCs/>
+                <w:color w:val="000000"/>
                 <w:sz w:val="21"/>
                 <w:szCs w:val="21"/>
               </w:rPr>
@@ -3730,6 +3863,7 @@
                 <w:rFonts w:ascii="Times New Roman" w:cs="Times New Roman" w:eastAsia="SimSun" w:hAnsi="Times New Roman"/>
                 <w:b/>
                 <w:bCs/>
+                <w:color w:val="000000"/>
                 <w:sz w:val="21"/>
                 <w:szCs w:val="21"/>
               </w:rPr>
@@ -3763,6 +3897,7 @@
                 <w:rFonts w:ascii="Times New Roman" w:cs="Times New Roman" w:eastAsia="SimSun" w:hAnsi="Times New Roman"/>
                 <w:b/>
                 <w:bCs/>
+                <w:color w:val="000000"/>
                 <w:sz w:val="21"/>
                 <w:szCs w:val="21"/>
               </w:rPr>
@@ -3797,6 +3932,7 @@
                 <w:rFonts w:ascii="Times New Roman" w:cs="Times New Roman" w:eastAsia="SimSun" w:hAnsi="Times New Roman"/>
                 <w:b w:val="false"/>
                 <w:bCs w:val="false"/>
+                <w:color w:val="000000"/>
                 <w:sz w:val="21"/>
                 <w:szCs w:val="21"/>
               </w:rPr>
@@ -3829,6 +3965,7 @@
                 <w:rFonts w:ascii="Times New Roman" w:cs="Times New Roman" w:eastAsia="SimSun" w:hAnsi="Times New Roman"/>
                 <w:b w:val="false"/>
                 <w:bCs w:val="false"/>
+                <w:color w:val="000000"/>
                 <w:sz w:val="21"/>
                 <w:szCs w:val="21"/>
               </w:rPr>
@@ -3861,6 +3998,7 @@
                 <w:rFonts w:ascii="Times New Roman" w:cs="Times New Roman" w:eastAsia="SimSun" w:hAnsi="Times New Roman"/>
                 <w:b w:val="false"/>
                 <w:bCs w:val="false"/>
+                <w:color w:val="000000"/>
                 <w:sz w:val="21"/>
                 <w:szCs w:val="21"/>
               </w:rPr>
@@ -3895,6 +4033,7 @@
                 <w:rFonts w:ascii="Times New Roman" w:cs="Times New Roman" w:eastAsia="SimSun" w:hAnsi="Times New Roman"/>
                 <w:b w:val="false"/>
                 <w:bCs w:val="false"/>
+                <w:color w:val="000000"/>
                 <w:sz w:val="21"/>
                 <w:szCs w:val="21"/>
               </w:rPr>
@@ -3927,6 +4066,7 @@
                 <w:rFonts w:ascii="Times New Roman" w:cs="Times New Roman" w:eastAsia="SimSun" w:hAnsi="Times New Roman"/>
                 <w:b w:val="false"/>
                 <w:bCs w:val="false"/>
+                <w:color w:val="000000"/>
                 <w:sz w:val="21"/>
                 <w:szCs w:val="21"/>
               </w:rPr>
@@ -3959,6 +4099,7 @@
                 <w:rFonts w:ascii="Times New Roman" w:cs="Times New Roman" w:eastAsia="SimSun" w:hAnsi="Times New Roman"/>
                 <w:b w:val="false"/>
                 <w:bCs w:val="false"/>
+                <w:color w:val="000000"/>
                 <w:sz w:val="21"/>
                 <w:szCs w:val="21"/>
               </w:rPr>
@@ -3993,6 +4134,7 @@
                 <w:rFonts w:ascii="Times New Roman" w:cs="Times New Roman" w:eastAsia="SimSun" w:hAnsi="Times New Roman"/>
                 <w:b w:val="false"/>
                 <w:bCs w:val="false"/>
+                <w:color w:val="000000"/>
                 <w:sz w:val="21"/>
                 <w:szCs w:val="21"/>
               </w:rPr>
@@ -4025,6 +4167,7 @@
                 <w:rFonts w:ascii="Times New Roman" w:cs="Times New Roman" w:eastAsia="SimSun" w:hAnsi="Times New Roman"/>
                 <w:b w:val="false"/>
                 <w:bCs w:val="false"/>
+                <w:color w:val="000000"/>
                 <w:sz w:val="21"/>
                 <w:szCs w:val="21"/>
               </w:rPr>
@@ -4057,6 +4200,7 @@
                 <w:rFonts w:ascii="Times New Roman" w:cs="Times New Roman" w:eastAsia="SimSun" w:hAnsi="Times New Roman"/>
                 <w:b w:val="false"/>
                 <w:bCs w:val="false"/>
+                <w:color w:val="000000"/>
                 <w:sz w:val="21"/>
                 <w:szCs w:val="21"/>
               </w:rPr>
@@ -4091,6 +4235,7 @@
                 <w:rFonts w:ascii="Times New Roman" w:cs="Times New Roman" w:eastAsia="SimSun" w:hAnsi="Times New Roman"/>
                 <w:b w:val="false"/>
                 <w:bCs w:val="false"/>
+                <w:color w:val="000000"/>
                 <w:sz w:val="21"/>
                 <w:szCs w:val="21"/>
               </w:rPr>
@@ -4123,6 +4268,7 @@
                 <w:rFonts w:ascii="Times New Roman" w:cs="Times New Roman" w:eastAsia="SimSun" w:hAnsi="Times New Roman"/>
                 <w:b w:val="false"/>
                 <w:bCs w:val="false"/>
+                <w:color w:val="000000"/>
                 <w:sz w:val="21"/>
                 <w:szCs w:val="21"/>
               </w:rPr>
@@ -4155,6 +4301,7 @@
                 <w:rFonts w:ascii="Times New Roman" w:cs="Times New Roman" w:eastAsia="SimSun" w:hAnsi="Times New Roman"/>
                 <w:b w:val="false"/>
                 <w:bCs w:val="false"/>
+                <w:color w:val="000000"/>
                 <w:sz w:val="21"/>
                 <w:szCs w:val="21"/>
               </w:rPr>
@@ -4172,6 +4319,7 @@
       <w:r>
         <w:rPr>
           <w:rFonts w:ascii="Times New Roman" w:cs="Times New Roman" w:eastAsia="SimSun" w:hAnsi="Times New Roman"/>
+          <w:color w:val="000000"/>
           <w:sz w:val="21"/>
           <w:szCs w:val="21"/>
         </w:rPr>
@@ -4188,6 +4336,7 @@
           <w:rFonts w:ascii="Times New Roman" w:cs="Times New Roman" w:eastAsia="SimSun" w:hAnsi="Times New Roman"/>
           <w:b/>
           <w:bCs/>
+          <w:color w:val="000000"/>
           <w:sz w:val="28"/>
           <w:szCs w:val="28"/>
         </w:rPr>
@@ -4204,6 +4353,7 @@
           <w:rFonts w:ascii="Times New Roman" w:cs="Times New Roman" w:eastAsia="SimSun" w:hAnsi="Times New Roman"/>
           <w:b/>
           <w:bCs/>
+          <w:color w:val="000000"/>
           <w:sz w:val="24"/>
           <w:szCs w:val="24"/>
         </w:rPr>
@@ -4218,6 +4368,7 @@
       <w:r>
         <w:rPr>
           <w:rFonts w:ascii="Times New Roman" w:cs="Times New Roman" w:eastAsia="SimSun" w:hAnsi="Times New Roman"/>
+          <w:color w:val="000000"/>
           <w:sz w:val="21"/>
           <w:szCs w:val="21"/>
         </w:rPr>
@@ -4234,6 +4385,7 @@
           <w:rFonts w:ascii="Times New Roman" w:cs="Times New Roman" w:eastAsia="SimSun" w:hAnsi="Times New Roman"/>
           <w:b/>
           <w:bCs/>
+          <w:color w:val="000000"/>
           <w:sz w:val="24"/>
           <w:szCs w:val="24"/>
         </w:rPr>
@@ -4252,6 +4404,7 @@
       <w:r>
         <w:rPr>
           <w:rFonts w:ascii="Times New Roman" w:cs="Times New Roman" w:eastAsia="SimSun" w:hAnsi="Times New Roman"/>
+          <w:color w:val="000000"/>
           <w:sz w:val="21"/>
           <w:szCs w:val="21"/>
         </w:rPr>
@@ -4270,6 +4423,7 @@
       <w:r>
         <w:rPr>
           <w:rFonts w:ascii="Times New Roman" w:cs="Times New Roman" w:eastAsia="SimSun" w:hAnsi="Times New Roman"/>
+          <w:color w:val="000000"/>
           <w:sz w:val="21"/>
           <w:szCs w:val="21"/>
         </w:rPr>
@@ -4288,6 +4442,7 @@
       <w:r>
         <w:rPr>
           <w:rFonts w:ascii="Times New Roman" w:cs="Times New Roman" w:eastAsia="SimSun" w:hAnsi="Times New Roman"/>
+          <w:color w:val="000000"/>
           <w:sz w:val="21"/>
           <w:szCs w:val="21"/>
         </w:rPr>
@@ -4306,6 +4461,7 @@
       <w:r>
         <w:rPr>
           <w:rFonts w:ascii="Times New Roman" w:cs="Times New Roman" w:eastAsia="SimSun" w:hAnsi="Times New Roman"/>
+          <w:color w:val="000000"/>
           <w:sz w:val="21"/>
           <w:szCs w:val="21"/>
         </w:rPr>
@@ -4322,6 +4478,7 @@
           <w:rFonts w:ascii="Times New Roman" w:cs="Times New Roman" w:eastAsia="SimSun" w:hAnsi="Times New Roman"/>
           <w:b/>
           <w:bCs/>
+          <w:color w:val="000000"/>
           <w:sz w:val="24"/>
           <w:szCs w:val="24"/>
         </w:rPr>
@@ -4340,6 +4497,7 @@
       <w:r>
         <w:rPr>
           <w:rFonts w:ascii="Times New Roman" w:cs="Times New Roman" w:eastAsia="SimSun" w:hAnsi="Times New Roman"/>
+          <w:color w:val="000000"/>
           <w:sz w:val="21"/>
           <w:szCs w:val="21"/>
         </w:rPr>
@@ -4358,6 +4516,7 @@
       <w:r>
         <w:rPr>
           <w:rFonts w:ascii="Times New Roman" w:cs="Times New Roman" w:eastAsia="SimSun" w:hAnsi="Times New Roman"/>
+          <w:color w:val="000000"/>
           <w:sz w:val="21"/>
           <w:szCs w:val="21"/>
         </w:rPr>
@@ -4376,6 +4535,7 @@
       <w:r>
         <w:rPr>
           <w:rFonts w:ascii="Times New Roman" w:cs="Times New Roman" w:eastAsia="SimSun" w:hAnsi="Times New Roman"/>
+          <w:color w:val="000000"/>
           <w:sz w:val="21"/>
           <w:szCs w:val="21"/>
         </w:rPr>
@@ -4394,6 +4554,7 @@
       <w:r>
         <w:rPr>
           <w:rFonts w:ascii="Times New Roman" w:cs="Times New Roman" w:eastAsia="SimSun" w:hAnsi="Times New Roman"/>
+          <w:color w:val="000000"/>
           <w:sz w:val="21"/>
           <w:szCs w:val="21"/>
         </w:rPr>
@@ -4412,6 +4573,7 @@
       <w:r>
         <w:rPr>
           <w:rFonts w:ascii="Times New Roman" w:cs="Times New Roman" w:eastAsia="SimSun" w:hAnsi="Times New Roman"/>
+          <w:color w:val="000000"/>
           <w:sz w:val="21"/>
           <w:szCs w:val="21"/>
         </w:rPr>
@@ -4428,6 +4590,7 @@
           <w:rFonts w:ascii="Times New Roman" w:cs="Times New Roman" w:eastAsia="SimSun" w:hAnsi="Times New Roman"/>
           <w:b/>
           <w:bCs/>
+          <w:color w:val="000000"/>
           <w:sz w:val="24"/>
           <w:szCs w:val="24"/>
         </w:rPr>
@@ -4442,6 +4605,7 @@
       <w:r>
         <w:rPr>
           <w:rFonts w:ascii="Times New Roman" w:cs="Times New Roman" w:eastAsia="SimSun" w:hAnsi="Times New Roman"/>
+          <w:color w:val="000000"/>
           <w:sz w:val="21"/>
           <w:szCs w:val="21"/>
         </w:rPr>
@@ -4458,6 +4622,7 @@
           <w:rFonts w:ascii="Times New Roman" w:cs="Times New Roman" w:eastAsia="SimSun" w:hAnsi="Times New Roman"/>
           <w:b/>
           <w:bCs/>
+          <w:color w:val="000000"/>
           <w:sz w:val="24"/>
           <w:szCs w:val="24"/>
         </w:rPr>
@@ -4472,6 +4637,7 @@
       <w:r>
         <w:rPr>
           <w:rFonts w:ascii="Times New Roman" w:cs="Times New Roman" w:eastAsia="SimSun" w:hAnsi="Times New Roman"/>
+          <w:color w:val="000000"/>
           <w:sz w:val="21"/>
           <w:szCs w:val="21"/>
         </w:rPr>
@@ -4488,6 +4654,7 @@
           <w:rFonts w:ascii="Times New Roman" w:cs="Times New Roman" w:eastAsia="SimSun" w:hAnsi="Times New Roman"/>
           <w:b/>
           <w:bCs/>
+          <w:color w:val="000000"/>
           <w:sz w:val="28"/>
           <w:szCs w:val="28"/>
         </w:rPr>
@@ -4506,6 +4673,7 @@
       <w:r>
         <w:rPr>
           <w:rFonts w:ascii="Times New Roman" w:cs="Times New Roman" w:eastAsia="SimSun" w:hAnsi="Times New Roman"/>
+          <w:color w:val="000000"/>
           <w:sz w:val="21"/>
           <w:szCs w:val="21"/>
         </w:rPr>
@@ -4524,6 +4692,7 @@
       <w:r>
         <w:rPr>
           <w:rFonts w:ascii="Times New Roman" w:cs="Times New Roman" w:eastAsia="SimSun" w:hAnsi="Times New Roman"/>
+          <w:color w:val="000000"/>
           <w:sz w:val="21"/>
           <w:szCs w:val="21"/>
         </w:rPr>
@@ -4542,6 +4711,7 @@
       <w:r>
         <w:rPr>
           <w:rFonts w:ascii="Times New Roman" w:cs="Times New Roman" w:eastAsia="SimSun" w:hAnsi="Times New Roman"/>
+          <w:color w:val="000000"/>
           <w:sz w:val="21"/>
           <w:szCs w:val="21"/>
         </w:rPr>
@@ -4560,6 +4730,7 @@
       <w:r>
         <w:rPr>
           <w:rFonts w:ascii="Times New Roman" w:cs="Times New Roman" w:eastAsia="SimSun" w:hAnsi="Times New Roman"/>
+          <w:color w:val="000000"/>
           <w:sz w:val="21"/>
           <w:szCs w:val="21"/>
         </w:rPr>
@@ -4576,6 +4747,7 @@
           <w:rFonts w:ascii="Times New Roman" w:cs="Times New Roman" w:eastAsia="SimSun" w:hAnsi="Times New Roman"/>
           <w:b/>
           <w:bCs/>
+          <w:color w:val="000000"/>
           <w:sz w:val="28"/>
           <w:szCs w:val="28"/>
         </w:rPr>
@@ -4629,6 +4801,7 @@
                 <w:rFonts w:ascii="Times New Roman" w:cs="Times New Roman" w:eastAsia="SimSun" w:hAnsi="Times New Roman"/>
                 <w:b/>
                 <w:bCs/>
+                <w:color w:val="000000"/>
                 <w:sz w:val="21"/>
                 <w:szCs w:val="21"/>
               </w:rPr>
@@ -4662,6 +4835,7 @@
                 <w:rFonts w:ascii="Times New Roman" w:cs="Times New Roman" w:eastAsia="SimSun" w:hAnsi="Times New Roman"/>
                 <w:b/>
                 <w:bCs/>
+                <w:color w:val="000000"/>
                 <w:sz w:val="21"/>
                 <w:szCs w:val="21"/>
               </w:rPr>
@@ -4695,6 +4869,7 @@
                 <w:rFonts w:ascii="Times New Roman" w:cs="Times New Roman" w:eastAsia="SimSun" w:hAnsi="Times New Roman"/>
                 <w:b/>
                 <w:bCs/>
+                <w:color w:val="000000"/>
                 <w:sz w:val="21"/>
                 <w:szCs w:val="21"/>
               </w:rPr>
@@ -4729,6 +4904,7 @@
                 <w:rFonts w:ascii="Times New Roman" w:cs="Times New Roman" w:eastAsia="SimSun" w:hAnsi="Times New Roman"/>
                 <w:b w:val="false"/>
                 <w:bCs w:val="false"/>
+                <w:color w:val="000000"/>
                 <w:sz w:val="21"/>
                 <w:szCs w:val="21"/>
               </w:rPr>
@@ -4761,6 +4937,7 @@
                 <w:rFonts w:ascii="Times New Roman" w:cs="Times New Roman" w:eastAsia="SimSun" w:hAnsi="Times New Roman"/>
                 <w:b w:val="false"/>
                 <w:bCs w:val="false"/>
+                <w:color w:val="000000"/>
                 <w:sz w:val="21"/>
                 <w:szCs w:val="21"/>
               </w:rPr>
@@ -4793,6 +4970,7 @@
                 <w:rFonts w:ascii="Times New Roman" w:cs="Times New Roman" w:eastAsia="SimSun" w:hAnsi="Times New Roman"/>
                 <w:b w:val="false"/>
                 <w:bCs w:val="false"/>
+                <w:color w:val="000000"/>
                 <w:sz w:val="21"/>
                 <w:szCs w:val="21"/>
               </w:rPr>
@@ -4827,6 +5005,7 @@
                 <w:rFonts w:ascii="Times New Roman" w:cs="Times New Roman" w:eastAsia="SimSun" w:hAnsi="Times New Roman"/>
                 <w:b w:val="false"/>
                 <w:bCs w:val="false"/>
+                <w:color w:val="000000"/>
                 <w:sz w:val="21"/>
                 <w:szCs w:val="21"/>
               </w:rPr>
@@ -4859,6 +5038,7 @@
                 <w:rFonts w:ascii="Times New Roman" w:cs="Times New Roman" w:eastAsia="SimSun" w:hAnsi="Times New Roman"/>
                 <w:b w:val="false"/>
                 <w:bCs w:val="false"/>
+                <w:color w:val="000000"/>
                 <w:sz w:val="21"/>
                 <w:szCs w:val="21"/>
               </w:rPr>
@@ -4891,6 +5071,7 @@
                 <w:rFonts w:ascii="Times New Roman" w:cs="Times New Roman" w:eastAsia="SimSun" w:hAnsi="Times New Roman"/>
                 <w:b w:val="false"/>
                 <w:bCs w:val="false"/>
+                <w:color w:val="000000"/>
                 <w:sz w:val="21"/>
                 <w:szCs w:val="21"/>
               </w:rPr>
@@ -4925,6 +5106,7 @@
                 <w:rFonts w:ascii="Times New Roman" w:cs="Times New Roman" w:eastAsia="SimSun" w:hAnsi="Times New Roman"/>
                 <w:b w:val="false"/>
                 <w:bCs w:val="false"/>
+                <w:color w:val="000000"/>
                 <w:sz w:val="21"/>
                 <w:szCs w:val="21"/>
               </w:rPr>
@@ -4957,6 +5139,7 @@
                 <w:rFonts w:ascii="Times New Roman" w:cs="Times New Roman" w:eastAsia="SimSun" w:hAnsi="Times New Roman"/>
                 <w:b w:val="false"/>
                 <w:bCs w:val="false"/>
+                <w:color w:val="000000"/>
                 <w:sz w:val="21"/>
                 <w:szCs w:val="21"/>
               </w:rPr>
@@ -4989,6 +5172,7 @@
                 <w:rFonts w:ascii="Times New Roman" w:cs="Times New Roman" w:eastAsia="SimSun" w:hAnsi="Times New Roman"/>
                 <w:b w:val="false"/>
                 <w:bCs w:val="false"/>
+                <w:color w:val="000000"/>
                 <w:sz w:val="21"/>
                 <w:szCs w:val="21"/>
               </w:rPr>
@@ -5023,6 +5207,7 @@
                 <w:rFonts w:ascii="Times New Roman" w:cs="Times New Roman" w:eastAsia="SimSun" w:hAnsi="Times New Roman"/>
                 <w:b w:val="false"/>
                 <w:bCs w:val="false"/>
+                <w:color w:val="000000"/>
                 <w:sz w:val="21"/>
                 <w:szCs w:val="21"/>
               </w:rPr>
@@ -5055,6 +5240,7 @@
                 <w:rFonts w:ascii="Times New Roman" w:cs="Times New Roman" w:eastAsia="SimSun" w:hAnsi="Times New Roman"/>
                 <w:b w:val="false"/>
                 <w:bCs w:val="false"/>
+                <w:color w:val="000000"/>
                 <w:sz w:val="21"/>
                 <w:szCs w:val="21"/>
               </w:rPr>
@@ -5087,6 +5273,7 @@
                 <w:rFonts w:ascii="Times New Roman" w:cs="Times New Roman" w:eastAsia="SimSun" w:hAnsi="Times New Roman"/>
                 <w:b w:val="false"/>
                 <w:bCs w:val="false"/>
+                <w:color w:val="000000"/>
                 <w:sz w:val="21"/>
                 <w:szCs w:val="21"/>
               </w:rPr>
@@ -5121,6 +5308,7 @@
                 <w:rFonts w:ascii="Times New Roman" w:cs="Times New Roman" w:eastAsia="SimSun" w:hAnsi="Times New Roman"/>
                 <w:b w:val="false"/>
                 <w:bCs w:val="false"/>
+                <w:color w:val="000000"/>
                 <w:sz w:val="21"/>
                 <w:szCs w:val="21"/>
               </w:rPr>
@@ -5153,6 +5341,7 @@
                 <w:rFonts w:ascii="Times New Roman" w:cs="Times New Roman" w:eastAsia="SimSun" w:hAnsi="Times New Roman"/>
                 <w:b w:val="false"/>
                 <w:bCs w:val="false"/>
+                <w:color w:val="000000"/>
                 <w:sz w:val="21"/>
                 <w:szCs w:val="21"/>
               </w:rPr>
@@ -5185,6 +5374,7 @@
                 <w:rFonts w:ascii="Times New Roman" w:cs="Times New Roman" w:eastAsia="SimSun" w:hAnsi="Times New Roman"/>
                 <w:b w:val="false"/>
                 <w:bCs w:val="false"/>
+                <w:color w:val="000000"/>
                 <w:sz w:val="21"/>
                 <w:szCs w:val="21"/>
               </w:rPr>
@@ -5204,6 +5394,7 @@
           <w:rFonts w:ascii="Times New Roman" w:cs="Times New Roman" w:eastAsia="SimSun" w:hAnsi="Times New Roman"/>
           <w:b/>
           <w:bCs/>
+          <w:color w:val="000000"/>
           <w:sz w:val="28"/>
           <w:szCs w:val="28"/>
         </w:rPr>
@@ -5218,6 +5409,7 @@
       <w:r>
         <w:rPr>
           <w:rFonts w:ascii="Times New Roman" w:cs="Times New Roman" w:eastAsia="SimSun" w:hAnsi="Times New Roman"/>
+          <w:color w:val="000000"/>
           <w:sz w:val="21"/>
           <w:szCs w:val="21"/>
         </w:rPr>
@@ -5236,6 +5428,7 @@
       <w:r>
         <w:rPr>
           <w:rFonts w:ascii="Times New Roman" w:cs="Times New Roman" w:eastAsia="SimSun" w:hAnsi="Times New Roman"/>
+          <w:color w:val="000000"/>
           <w:sz w:val="21"/>
           <w:szCs w:val="21"/>
         </w:rPr>
@@ -5254,6 +5447,7 @@
       <w:r>
         <w:rPr>
           <w:rFonts w:ascii="Times New Roman" w:cs="Times New Roman" w:eastAsia="SimSun" w:hAnsi="Times New Roman"/>
+          <w:color w:val="000000"/>
           <w:sz w:val="21"/>
           <w:szCs w:val="21"/>
         </w:rPr>
@@ -5272,6 +5466,7 @@
       <w:r>
         <w:rPr>
           <w:rFonts w:ascii="Times New Roman" w:cs="Times New Roman" w:eastAsia="SimSun" w:hAnsi="Times New Roman"/>
+          <w:color w:val="000000"/>
           <w:sz w:val="21"/>
           <w:szCs w:val="21"/>
         </w:rPr>
@@ -5290,6 +5485,7 @@
       <w:r>
         <w:rPr>
           <w:rFonts w:ascii="Times New Roman" w:cs="Times New Roman" w:eastAsia="SimSun" w:hAnsi="Times New Roman"/>
+          <w:color w:val="000000"/>
           <w:sz w:val="21"/>
           <w:szCs w:val="21"/>
         </w:rPr>
@@ -5308,6 +5504,7 @@
       <w:r>
         <w:rPr>
           <w:rFonts w:ascii="Times New Roman" w:cs="Times New Roman" w:eastAsia="SimSun" w:hAnsi="Times New Roman"/>
+          <w:color w:val="000000"/>
           <w:sz w:val="21"/>
           <w:szCs w:val="21"/>
         </w:rPr>
@@ -5322,6 +5519,7 @@
       <w:r>
         <w:rPr>
           <w:rFonts w:ascii="Times New Roman" w:cs="Times New Roman" w:eastAsia="SimSun" w:hAnsi="Times New Roman"/>
+          <w:color w:val="000000"/>
           <w:sz w:val="21"/>
           <w:szCs w:val="21"/>
         </w:rPr>
@@ -5535,6 +5733,7 @@
     <w:rPrDefault>
       <w:rPr>
         <w:rFonts w:ascii="Times New Roman" w:cs="Times New Roman" w:eastAsia="SimSun" w:hAnsi="Times New Roman"/>
+        <w:color w:val="000000"/>
         <w:sz w:val="21"/>
         <w:szCs w:val="21"/>
       </w:rPr>
@@ -5712,5 +5911,41 @@
       <w:szCs w:val="20"/>
     </w:rPr>
   </w:style>
+  <w:style w:type="paragraph" w:styleId="Heading1">
+    <w:name w:val="Heading 1"/>
+    <w:basedOn w:val="Normal"/>
+    <w:next w:val="Normal"/>
+    <w:qFormat/>
+    <w:pPr>
+      <w:spacing w:after="120" w:before="240"/>
+      <w:outlineLvl w:val="0"/>
+    </w:pPr>
+    <w:rPr>
+      <w:rFonts w:ascii="Times New Roman" w:cs="Times New Roman" w:eastAsia="SimSun" w:hAnsi="Times New Roman"/>
+      <w:b/>
+      <w:bCs/>
+      <w:color w:val="000000"/>
+      <w:sz w:val="28"/>
+      <w:szCs w:val="28"/>
+    </w:rPr>
+  </w:style>
+  <w:style w:type="paragraph" w:styleId="Heading2">
+    <w:name w:val="Heading 2"/>
+    <w:basedOn w:val="Normal"/>
+    <w:next w:val="Normal"/>
+    <w:qFormat/>
+    <w:pPr>
+      <w:spacing w:after="100" w:before="180"/>
+      <w:outlineLvl w:val="1"/>
+    </w:pPr>
+    <w:rPr>
+      <w:rFonts w:ascii="Times New Roman" w:cs="Times New Roman" w:eastAsia="SimSun" w:hAnsi="Times New Roman"/>
+      <w:b/>
+      <w:bCs/>
+      <w:color w:val="000000"/>
+      <w:sz w:val="24"/>
+      <w:szCs w:val="24"/>
+    </w:rPr>
+  </w:style>
 </w:styles>
 </file>